--- a/src/templates/Historia.docx
+++ b/src/templates/Historia.docx
@@ -1,6 +1,6 @@
 
 <file path=word/document.xml><?xml version="1.0" encoding="utf-8"?>
-<w:document xmlns:wpc="http://schemas.microsoft.com/office/word/2010/wordprocessingCanvas" xmlns:cx="http://schemas.microsoft.com/office/drawing/2014/chartex" xmlns:cx1="http://schemas.microsoft.com/office/drawing/2015/9/8/chartex" xmlns:cx2="http://schemas.microsoft.com/office/drawing/2015/10/21/chartex" xmlns:cx3="http://schemas.microsoft.com/office/drawing/2016/5/9/chartex" xmlns:cx4="http://schemas.microsoft.com/office/drawing/2016/5/10/chartex" xmlns:cx5="http://schemas.microsoft.com/office/drawing/2016/5/11/chartex" xmlns:cx6="http://schemas.microsoft.com/office/drawing/2016/5/12/chartex" xmlns:cx7="http://schemas.microsoft.com/office/drawing/2016/5/13/chartex" xmlns:cx8="http://schemas.microsoft.com/office/drawing/2016/5/14/chartex" xmlns:mc="http://schemas.openxmlformats.org/markup-compatibility/2006" xmlns:aink="http://schemas.microsoft.com/office/drawing/2016/ink" xmlns:am3d="http://schemas.microsoft.com/office/drawing/2017/model3d" xmlns:o="urn:schemas-microsoft-com:office:office" xmlns:r="http://schemas.openxmlformats.org/officeDocument/2006/relationships" xmlns:m="http://schemas.openxmlformats.org/officeDocument/2006/math" xmlns:v="urn:schemas-microsoft-com:vml" xmlns:wp14="http://schemas.microsoft.com/office/word/2010/wordprocessingDrawing" xmlns:wp="http://schemas.openxmlformats.org/drawingml/2006/wordprocessingDrawing" xmlns:w10="urn:schemas-microsoft-com:office:word" xmlns:w="http://schemas.openxmlformats.org/wordprocessingml/2006/main" xmlns:w14="http://schemas.microsoft.com/office/word/2010/wordml" xmlns:w15="http://schemas.microsoft.com/office/word/2012/wordml" xmlns:w16cex="http://schemas.microsoft.com/office/word/2018/wordml/cex" xmlns:w16cid="http://schemas.microsoft.com/office/word/2016/wordml/cid" xmlns:w16="http://schemas.microsoft.com/office/word/2018/wordml" xmlns:w16sdtdh="http://schemas.microsoft.com/office/word/2020/wordml/sdtdatahash" xmlns:w16se="http://schemas.microsoft.com/office/word/2015/wordml/symex" xmlns:wpg="http://schemas.microsoft.com/office/word/2010/wordprocessingGroup" xmlns:wpi="http://schemas.microsoft.com/office/word/2010/wordprocessingInk" xmlns:wne="http://schemas.microsoft.com/office/word/2006/wordml" xmlns:wps="http://schemas.microsoft.com/office/word/2010/wordprocessingShape" mc:Ignorable="w14 w15 w16se w16cid w16 w16cex w16sdtdh wp14">
+<w:document xmlns:wpc="http://schemas.microsoft.com/office/word/2010/wordprocessingCanvas" xmlns:cx="http://schemas.microsoft.com/office/drawing/2014/chartex" xmlns:cx1="http://schemas.microsoft.com/office/drawing/2015/9/8/chartex" xmlns:cx2="http://schemas.microsoft.com/office/drawing/2015/10/21/chartex" xmlns:cx3="http://schemas.microsoft.com/office/drawing/2016/5/9/chartex" xmlns:cx4="http://schemas.microsoft.com/office/drawing/2016/5/10/chartex" xmlns:cx5="http://schemas.microsoft.com/office/drawing/2016/5/11/chartex" xmlns:cx6="http://schemas.microsoft.com/office/drawing/2016/5/12/chartex" xmlns:cx7="http://schemas.microsoft.com/office/drawing/2016/5/13/chartex" xmlns:cx8="http://schemas.microsoft.com/office/drawing/2016/5/14/chartex" xmlns:mc="http://schemas.openxmlformats.org/markup-compatibility/2006" xmlns:aink="http://schemas.microsoft.com/office/drawing/2016/ink" xmlns:am3d="http://schemas.microsoft.com/office/drawing/2017/model3d" xmlns:o="urn:schemas-microsoft-com:office:office" xmlns:oel="http://schemas.microsoft.com/office/2019/extlst" xmlns:r="http://schemas.openxmlformats.org/officeDocument/2006/relationships" xmlns:m="http://schemas.openxmlformats.org/officeDocument/2006/math" xmlns:v="urn:schemas-microsoft-com:vml" xmlns:wp14="http://schemas.microsoft.com/office/word/2010/wordprocessingDrawing" xmlns:wp="http://schemas.openxmlformats.org/drawingml/2006/wordprocessingDrawing" xmlns:w10="urn:schemas-microsoft-com:office:word" xmlns:w="http://schemas.openxmlformats.org/wordprocessingml/2006/main" xmlns:w14="http://schemas.microsoft.com/office/word/2010/wordml" xmlns:w15="http://schemas.microsoft.com/office/word/2012/wordml" xmlns:w16cex="http://schemas.microsoft.com/office/word/2018/wordml/cex" xmlns:w16cid="http://schemas.microsoft.com/office/word/2016/wordml/cid" xmlns:w16="http://schemas.microsoft.com/office/word/2018/wordml" xmlns:w16du="http://schemas.microsoft.com/office/word/2023/wordml/word16du" xmlns:w16sdtdh="http://schemas.microsoft.com/office/word/2020/wordml/sdtdatahash" xmlns:w16sdtfl="http://schemas.microsoft.com/office/word/2024/wordml/sdtformatlock" xmlns:w16se="http://schemas.microsoft.com/office/word/2015/wordml/symex" xmlns:wpg="http://schemas.microsoft.com/office/word/2010/wordprocessingGroup" xmlns:wpi="http://schemas.microsoft.com/office/word/2010/wordprocessingInk" xmlns:wne="http://schemas.microsoft.com/office/word/2006/wordml" xmlns:wps="http://schemas.microsoft.com/office/word/2010/wordprocessingShape" mc:Ignorable="w14 w15 w16se w16cid w16 w16cex w16sdtdh w16sdtfl w16du wp14">
   <w:body>
     <w:p>
       <w:pPr>
@@ -660,6 +660,7 @@
               </w:rPr>
               <w:t>[[</w:t>
             </w:r>
+            <w:proofErr w:type="spellStart"/>
             <w:r>
               <w:rPr>
                 <w:rFonts w:ascii="Cambria" w:eastAsia="Cambria" w:hAnsi="Cambria" w:cs="Cambria"/>
@@ -669,6 +670,7 @@
               </w:rPr>
               <w:t>direccion</w:t>
             </w:r>
+            <w:proofErr w:type="spellEnd"/>
             <w:r>
               <w:rPr>
                 <w:rFonts w:ascii="Cambria" w:eastAsia="Cambria" w:hAnsi="Cambria" w:cs="Cambria"/>
@@ -726,6 +728,7 @@
               </w:rPr>
               <w:t>[[</w:t>
             </w:r>
+            <w:proofErr w:type="spellStart"/>
             <w:r>
               <w:rPr>
                 <w:rFonts w:ascii="Cambria" w:eastAsia="Cambria" w:hAnsi="Cambria" w:cs="Cambria"/>
@@ -735,6 +738,7 @@
               </w:rPr>
               <w:t>telefono</w:t>
             </w:r>
+            <w:proofErr w:type="spellEnd"/>
             <w:r>
               <w:rPr>
                 <w:rFonts w:ascii="Cambria" w:eastAsia="Cambria" w:hAnsi="Cambria" w:cs="Cambria"/>
@@ -797,6 +801,7 @@
               </w:rPr>
               <w:t>[[</w:t>
             </w:r>
+            <w:proofErr w:type="spellStart"/>
             <w:r>
               <w:rPr>
                 <w:rFonts w:ascii="Cambria" w:eastAsia="Cambria" w:hAnsi="Cambria" w:cs="Cambria"/>
@@ -806,6 +811,7 @@
               </w:rPr>
               <w:t>ocupacion</w:t>
             </w:r>
+            <w:proofErr w:type="spellEnd"/>
             <w:r>
               <w:rPr>
                 <w:rFonts w:ascii="Cambria" w:eastAsia="Cambria" w:hAnsi="Cambria" w:cs="Cambria"/>
@@ -855,6 +861,7 @@
               </w:rPr>
               <w:t>[[</w:t>
             </w:r>
+            <w:proofErr w:type="spellStart"/>
             <w:r>
               <w:rPr>
                 <w:rFonts w:ascii="Cambria" w:eastAsia="Cambria" w:hAnsi="Cambria" w:cs="Cambria"/>
@@ -864,6 +871,7 @@
               </w:rPr>
               <w:t>regimen</w:t>
             </w:r>
+            <w:proofErr w:type="spellEnd"/>
             <w:r>
               <w:rPr>
                 <w:rFonts w:ascii="Cambria" w:eastAsia="Cambria" w:hAnsi="Cambria" w:cs="Cambria"/>
@@ -921,6 +929,7 @@
               </w:rPr>
               <w:t>[[</w:t>
             </w:r>
+            <w:proofErr w:type="spellStart"/>
             <w:r>
               <w:rPr>
                 <w:rFonts w:ascii="Cambria" w:eastAsia="Cambria" w:hAnsi="Cambria" w:cs="Cambria"/>
@@ -930,6 +939,7 @@
               </w:rPr>
               <w:t>eps</w:t>
             </w:r>
+            <w:proofErr w:type="spellEnd"/>
             <w:r>
               <w:rPr>
                 <w:rFonts w:ascii="Cambria" w:eastAsia="Cambria" w:hAnsi="Cambria" w:cs="Cambria"/>
@@ -991,6 +1001,7 @@
               </w:rPr>
               <w:t>[[</w:t>
             </w:r>
+            <w:proofErr w:type="spellStart"/>
             <w:r>
               <w:rPr>
                 <w:rFonts w:ascii="Cambria" w:eastAsia="Cambria" w:hAnsi="Cambria" w:cs="Cambria"/>
@@ -999,6 +1010,7 @@
               </w:rPr>
               <w:t>red_apoyo</w:t>
             </w:r>
+            <w:proofErr w:type="spellEnd"/>
             <w:r>
               <w:rPr>
                 <w:rFonts w:ascii="Cambria" w:eastAsia="Cambria" w:hAnsi="Cambria" w:cs="Cambria"/>
@@ -1264,9 +1276,11 @@
             <w:r>
               <w:t>[[</w:t>
             </w:r>
+            <w:proofErr w:type="spellStart"/>
             <w:r>
               <w:t>antecedentes_patologicos</w:t>
             </w:r>
+            <w:proofErr w:type="spellEnd"/>
             <w:r>
               <w:t>]]</w:t>
             </w:r>
@@ -1303,9 +1317,11 @@
             <w:r>
               <w:t>[[</w:t>
             </w:r>
+            <w:proofErr w:type="spellStart"/>
             <w:r>
               <w:t>antecedentes_quirurgicos</w:t>
             </w:r>
+            <w:proofErr w:type="spellEnd"/>
             <w:r>
               <w:t>]]</w:t>
             </w:r>
@@ -1327,9 +1343,11 @@
             <w:r>
               <w:t>[[</w:t>
             </w:r>
+            <w:proofErr w:type="spellStart"/>
             <w:r>
               <w:t>antecedentes_traumaticos</w:t>
             </w:r>
+            <w:proofErr w:type="spellEnd"/>
             <w:r>
               <w:t>]]</w:t>
             </w:r>
@@ -1361,9 +1379,11 @@
             <w:r>
               <w:t>[[</w:t>
             </w:r>
+            <w:proofErr w:type="spellStart"/>
             <w:r>
               <w:t>antecedentes_farmacologicos</w:t>
             </w:r>
+            <w:proofErr w:type="spellEnd"/>
             <w:r>
               <w:t>]]</w:t>
             </w:r>
@@ -1410,9 +1430,11 @@
             <w:r>
               <w:t>[[</w:t>
             </w:r>
+            <w:proofErr w:type="spellStart"/>
             <w:r>
               <w:t>antecedentes_familiares</w:t>
             </w:r>
+            <w:proofErr w:type="spellEnd"/>
             <w:r>
               <w:t>]]</w:t>
             </w:r>
@@ -1459,9 +1481,11 @@
             <w:r>
               <w:t>[[</w:t>
             </w:r>
+            <w:proofErr w:type="spellStart"/>
             <w:r>
               <w:t>antecedentes_sociales</w:t>
             </w:r>
+            <w:proofErr w:type="spellEnd"/>
             <w:r>
               <w:t>]]</w:t>
             </w:r>
@@ -1566,40 +1590,35 @@
               <w:rPr>
                 <w:b/>
                 <w:bCs/>
+                <w:sz w:val="22"/>
+                <w:szCs w:val="22"/>
+              </w:rPr>
+              <w:lastRenderedPageBreak/>
+              <w:t>Subjetivo</w:t>
+            </w:r>
+            <w:r>
+              <w:rPr>
+                <w:sz w:val="22"/>
+                <w:szCs w:val="22"/>
+              </w:rPr>
+              <w:t>:</w:t>
+            </w:r>
+            <w:r>
+              <w:rPr>
                 <w:sz w:val="24"/>
                 <w:szCs w:val="24"/>
               </w:rPr>
-              <w:lastRenderedPageBreak/>
-              <w:t>Subjetivo</w:t>
+              <w:t xml:space="preserve"> </w:t>
             </w:r>
             <w:r>
               <w:rPr>
                 <w:sz w:val="24"/>
                 <w:szCs w:val="24"/>
               </w:rPr>
-              <w:t>:</w:t>
-            </w:r>
-            <w:r>
-              <w:rPr>
-                <w:sz w:val="24"/>
-                <w:szCs w:val="24"/>
-              </w:rPr>
               <w:t xml:space="preserve"> </w:t>
             </w:r>
-          </w:p>
-          <w:p>
-            <w:pPr>
-              <w:ind w:left="0" w:hanging="2"/>
-              <w:jc w:val="both"/>
-            </w:pPr>
-            <w:r>
-              <w:t>[[</w:t>
-            </w:r>
-            <w:r>
-              <w:t>subjetivo</w:t>
-            </w:r>
-            <w:r>
-              <w:t>]]</w:t>
+            <w:r>
+              <w:t>[[subjetivo]]</w:t>
             </w:r>
           </w:p>
           <w:p>
@@ -1616,14 +1635,31 @@
           <w:p>
             <w:pPr>
               <w:ind w:left="0" w:hanging="2"/>
-              <w:jc w:val="both"/>
+              <w:rPr>
+                <w:rFonts w:ascii="Cambria" w:eastAsia="Cambria" w:hAnsi="Cambria" w:cs="Cambria"/>
+                <w:b/>
+                <w:sz w:val="22"/>
+                <w:szCs w:val="22"/>
+              </w:rPr>
+            </w:pPr>
+            <w:r>
+              <w:rPr>
+                <w:b/>
+                <w:bCs/>
+                <w:sz w:val="22"/>
+                <w:szCs w:val="22"/>
+              </w:rPr>
+              <w:t>Objetivo:</w:t>
+            </w:r>
+            <w:r>
               <w:rPr>
                 <w:b/>
                 <w:bCs/>
                 <w:sz w:val="24"/>
                 <w:szCs w:val="24"/>
               </w:rPr>
-            </w:pPr>
+              <w:t xml:space="preserve"> </w:t>
+            </w:r>
             <w:r>
               <w:rPr>
                 <w:b/>
@@ -1631,462 +1667,63 @@
                 <w:sz w:val="24"/>
                 <w:szCs w:val="24"/>
               </w:rPr>
-              <w:t>Objetivo:</w:t>
-            </w:r>
-            <w:r>
-              <w:rPr>
-                <w:b/>
-                <w:bCs/>
-                <w:sz w:val="24"/>
-                <w:szCs w:val="24"/>
-              </w:rPr>
               <w:t xml:space="preserve"> </w:t>
             </w:r>
+            <w:r>
+              <w:t>[[objetivo]]</w:t>
+            </w:r>
+          </w:p>
+          <w:p>
+            <w:pPr>
+              <w:ind w:left="0" w:hanging="2"/>
+              <w:rPr>
+                <w:rFonts w:ascii="Cambria" w:eastAsia="Cambria" w:hAnsi="Cambria" w:cs="Cambria"/>
+                <w:b/>
+                <w:sz w:val="22"/>
+                <w:szCs w:val="22"/>
+              </w:rPr>
+            </w:pPr>
           </w:p>
           <w:p>
             <w:pPr>
               <w:ind w:left="0" w:hanging="2"/>
               <w:jc w:val="both"/>
-              <w:rPr>
-                <w:sz w:val="24"/>
-                <w:szCs w:val="24"/>
-              </w:rPr>
-            </w:pPr>
-          </w:p>
-          <w:tbl>
-            <w:tblPr>
-              <w:tblW w:w="0" w:type="auto"/>
-              <w:tblLayout w:type="fixed"/>
-              <w:tblLook w:val="04A0" w:firstRow="1" w:lastRow="0" w:firstColumn="1" w:lastColumn="0" w:noHBand="0" w:noVBand="1"/>
-            </w:tblPr>
-            <w:tblGrid>
-              <w:gridCol w:w="2880"/>
-              <w:gridCol w:w="2880"/>
-              <w:gridCol w:w="2880"/>
-            </w:tblGrid>
-            <w:tr>
-              <w:tc>
-                <w:tcPr>
-                  <w:tcW w:w="2880" w:type="dxa"/>
-                </w:tcPr>
-                <w:p>
-                  <w:pPr>
-                    <w:ind w:left="0" w:hanging="2"/>
-                  </w:pPr>
-                  <w:r>
-                    <w:t>Prueba</w:t>
-                  </w:r>
-                </w:p>
-                <w:p>
-                  <w:pPr>
-                    <w:ind w:left="0" w:hanging="2"/>
-                  </w:pPr>
-                </w:p>
-              </w:tc>
-              <w:tc>
-                <w:tcPr>
-                  <w:tcW w:w="2880" w:type="dxa"/>
-                </w:tcPr>
-                <w:p>
-                  <w:pPr>
-                    <w:ind w:left="0" w:hanging="2"/>
-                  </w:pPr>
-                  <w:r>
-                    <w:t>Descripción</w:t>
-                  </w:r>
-                </w:p>
-              </w:tc>
-              <w:tc>
-                <w:tcPr>
-                  <w:tcW w:w="2880" w:type="dxa"/>
-                </w:tcPr>
-                <w:p>
-                  <w:pPr>
-                    <w:ind w:left="0" w:hanging="2"/>
-                  </w:pPr>
-                  <w:r>
-                    <w:t>Resultado Positivo</w:t>
-                  </w:r>
-                </w:p>
-              </w:tc>
-            </w:tr>
-            <w:tr>
-              <w:tc>
-                <w:tcPr>
-                  <w:tcW w:w="2880" w:type="dxa"/>
-                </w:tcPr>
-                <w:p>
-                  <w:pPr>
-                    <w:ind w:left="0" w:hanging="2"/>
-                  </w:pPr>
-                  <w:r>
-                    <w:t>Phalen</w:t>
-                  </w:r>
-                  <w:r>
-                    <w:rPr>
-                      <w:rFonts w:ascii="Segoe UI Emoji" w:hAnsi="Segoe UI Emoji" w:cs="Segoe UI Emoji"/>
-                    </w:rPr>
-                    <w:t>✅</w:t>
-                  </w:r>
-                </w:p>
-              </w:tc>
-              <w:tc>
-                <w:tcPr>
-                  <w:tcW w:w="2880" w:type="dxa"/>
-                </w:tcPr>
-                <w:p>
-                  <w:pPr>
-                    <w:ind w:left="0" w:hanging="2"/>
-                  </w:pPr>
-                  <w:r>
-                    <w:t>Flexión completa de muñeca durante 30-60 segundos.</w:t>
-                  </w:r>
-                </w:p>
-                <w:p>
-                  <w:pPr>
-                    <w:ind w:left="0" w:hanging="2"/>
-                  </w:pPr>
-                </w:p>
-              </w:tc>
-              <w:tc>
-                <w:tcPr>
-                  <w:tcW w:w="2880" w:type="dxa"/>
-                </w:tcPr>
-                <w:p>
-                  <w:pPr>
-                    <w:ind w:left="0" w:hanging="2"/>
-                  </w:pPr>
-                  <w:r>
-                    <w:t>Parestesias en distribución del nervio mediano.</w:t>
-                  </w:r>
-                </w:p>
-              </w:tc>
-            </w:tr>
-            <w:tr>
-              <w:tc>
-                <w:tcPr>
-                  <w:tcW w:w="2880" w:type="dxa"/>
-                </w:tcPr>
-                <w:p>
-                  <w:pPr>
-                    <w:ind w:left="0" w:hanging="2"/>
-                  </w:pPr>
-                  <w:r>
-                    <w:t>Tinel</w:t>
-                  </w:r>
-                  <w:r>
-                    <w:rPr>
-                      <w:rFonts w:ascii="Segoe UI Emoji" w:hAnsi="Segoe UI Emoji" w:cs="Segoe UI Emoji"/>
-                    </w:rPr>
-                    <w:t>✅</w:t>
-                  </w:r>
-                </w:p>
-              </w:tc>
-              <w:tc>
-                <w:tcPr>
-                  <w:tcW w:w="2880" w:type="dxa"/>
-                </w:tcPr>
-                <w:p>
-                  <w:pPr>
-                    <w:ind w:left="0" w:hanging="2"/>
-                  </w:pPr>
-                  <w:r>
-                    <w:t>Percusión sobre el trayecto del nervio mediano en la muñeca.</w:t>
-                  </w:r>
-                </w:p>
-                <w:p>
-                  <w:pPr>
-                    <w:ind w:left="0" w:hanging="2"/>
-                  </w:pPr>
-                </w:p>
-              </w:tc>
-              <w:tc>
-                <w:tcPr>
-                  <w:tcW w:w="2880" w:type="dxa"/>
-                </w:tcPr>
-                <w:p>
-                  <w:pPr>
-                    <w:ind w:left="0" w:hanging="2"/>
-                  </w:pPr>
-                  <w:r>
-                    <w:t>Hormigueo hacia los dedos medianos.</w:t>
-                  </w:r>
-                </w:p>
-              </w:tc>
-            </w:tr>
-            <w:tr>
-              <w:tc>
-                <w:tcPr>
-                  <w:tcW w:w="2880" w:type="dxa"/>
-                </w:tcPr>
-                <w:p>
-                  <w:pPr>
-                    <w:ind w:left="0" w:hanging="2"/>
-                  </w:pPr>
-                  <w:r>
-                    <w:t>Durkan (Compresión directa)</w:t>
-                  </w:r>
-                  <w:r>
-                    <w:rPr>
-                      <w:rFonts w:ascii="Segoe UI Emoji" w:hAnsi="Segoe UI Emoji" w:cs="Segoe UI Emoji"/>
-                    </w:rPr>
-                    <w:t xml:space="preserve"> ✅</w:t>
-                  </w:r>
-                </w:p>
-              </w:tc>
-              <w:tc>
-                <w:tcPr>
-                  <w:tcW w:w="2880" w:type="dxa"/>
-                </w:tcPr>
-                <w:p>
-                  <w:pPr>
-                    <w:ind w:left="0" w:hanging="2"/>
-                  </w:pPr>
-                  <w:r>
-                    <w:t>Compresión manual del túnel carpiano por 30 segundos.</w:t>
-                  </w:r>
-                </w:p>
-                <w:p>
-                  <w:pPr>
-                    <w:ind w:left="0" w:hanging="2"/>
-                  </w:pPr>
-                </w:p>
-              </w:tc>
-              <w:tc>
-                <w:tcPr>
-                  <w:tcW w:w="2880" w:type="dxa"/>
-                </w:tcPr>
-                <w:p>
-                  <w:pPr>
-                    <w:ind w:left="0" w:hanging="2"/>
-                  </w:pPr>
-                  <w:r>
-                    <w:t>Dolor o parestesias en distribución mediana.</w:t>
-                  </w:r>
-                </w:p>
-              </w:tc>
-            </w:tr>
-            <w:tr>
-              <w:tc>
-                <w:tcPr>
-                  <w:tcW w:w="2880" w:type="dxa"/>
-                </w:tcPr>
-                <w:p>
-                  <w:pPr>
-                    <w:ind w:left="0" w:hanging="2"/>
-                  </w:pPr>
-                  <w:r>
-                    <w:t>Flick Test</w:t>
-                  </w:r>
-                  <w:r>
-                    <w:rPr>
-                      <w:rFonts w:ascii="Segoe UI Emoji" w:hAnsi="Segoe UI Emoji" w:cs="Segoe UI Emoji"/>
-                    </w:rPr>
-                    <w:t>✅</w:t>
-                  </w:r>
-                </w:p>
-              </w:tc>
-              <w:tc>
-                <w:tcPr>
-                  <w:tcW w:w="2880" w:type="dxa"/>
-                </w:tcPr>
-                <w:p>
-                  <w:pPr>
-                    <w:ind w:left="0" w:hanging="2"/>
-                  </w:pPr>
-                  <w:r>
-                    <w:t>Se pregunta al paciente qué hace cuando tiene síntomas.</w:t>
-                  </w:r>
-                </w:p>
-              </w:tc>
-              <w:tc>
-                <w:tcPr>
-                  <w:tcW w:w="2880" w:type="dxa"/>
-                </w:tcPr>
-                <w:p>
-                  <w:pPr>
-                    <w:ind w:left="0" w:hanging="2"/>
-                  </w:pPr>
-                  <w:r>
-                    <w:t>Sacudir la mano indica STC.</w:t>
-                  </w:r>
-                </w:p>
-              </w:tc>
-            </w:tr>
-            <w:tr>
-              <w:tc>
-                <w:tcPr>
-                  <w:tcW w:w="2880" w:type="dxa"/>
-                </w:tcPr>
-                <w:p>
-                  <w:pPr>
-                    <w:ind w:left="0" w:hanging="2"/>
-                  </w:pPr>
-                  <w:r>
-                    <w:t>Elevación de manos</w:t>
-                  </w:r>
-                  <w:r>
-                    <w:rPr>
-                      <w:rFonts w:ascii="Segoe UI Emoji" w:hAnsi="Segoe UI Emoji" w:cs="Segoe UI Emoji"/>
-                    </w:rPr>
-                    <w:t>✅</w:t>
-                  </w:r>
-                </w:p>
-              </w:tc>
-              <w:tc>
-                <w:tcPr>
-                  <w:tcW w:w="2880" w:type="dxa"/>
-                </w:tcPr>
-                <w:p>
-                  <w:pPr>
-                    <w:ind w:left="0" w:hanging="2"/>
-                  </w:pPr>
-                  <w:r>
-                    <w:t>Elevar brazos por encima de la cabeza 1-2 minutos.</w:t>
-                  </w:r>
-                </w:p>
-                <w:p>
-                  <w:pPr>
-                    <w:ind w:left="0" w:hanging="2"/>
-                  </w:pPr>
-                </w:p>
-              </w:tc>
-              <w:tc>
-                <w:tcPr>
-                  <w:tcW w:w="2880" w:type="dxa"/>
-                </w:tcPr>
-                <w:p>
-                  <w:pPr>
-                    <w:ind w:left="0" w:hanging="2"/>
-                  </w:pPr>
-                  <w:r>
-                    <w:t>Reproducción de síntomas.</w:t>
-                  </w:r>
-                </w:p>
-              </w:tc>
-            </w:tr>
-            <w:tr>
-              <w:tc>
-                <w:tcPr>
-                  <w:tcW w:w="2880" w:type="dxa"/>
-                </w:tcPr>
-                <w:p>
-                  <w:pPr>
-                    <w:ind w:left="0" w:hanging="2"/>
-                  </w:pPr>
-                  <w:r>
-                    <w:t>Fuerza de oposición del pulgar</w:t>
-                  </w:r>
-                  <w:r>
-                    <w:rPr>
-                      <w:rFonts w:ascii="Segoe UI Emoji" w:hAnsi="Segoe UI Emoji" w:cs="Segoe UI Emoji"/>
-                    </w:rPr>
-                    <w:t>✅</w:t>
-                  </w:r>
-                </w:p>
-              </w:tc>
-              <w:tc>
-                <w:tcPr>
-                  <w:tcW w:w="2880" w:type="dxa"/>
-                </w:tcPr>
-                <w:p>
-                  <w:pPr>
-                    <w:ind w:left="0" w:hanging="2"/>
-                  </w:pPr>
-                  <w:r>
-                    <w:t>Evaluar músculo oponente del pulgar.</w:t>
-                  </w:r>
-                </w:p>
-              </w:tc>
-              <w:tc>
-                <w:tcPr>
-                  <w:tcW w:w="2880" w:type="dxa"/>
-                </w:tcPr>
-                <w:p>
-                  <w:pPr>
-                    <w:ind w:left="0" w:hanging="2"/>
-                  </w:pPr>
-                  <w:r>
-                    <w:t>Debilidad en la oposición del pulgar.</w:t>
-                  </w:r>
-                </w:p>
-              </w:tc>
-            </w:tr>
-          </w:tbl>
-          <w:p>
-            <w:pPr>
-              <w:ind w:left="0" w:hanging="2"/>
-            </w:pPr>
-          </w:p>
-          <w:p>
-            <w:pPr>
-              <w:ind w:left="0" w:hanging="2"/>
-              <w:rPr>
-                <w:rFonts w:ascii="Cambria" w:eastAsia="Cambria" w:hAnsi="Cambria" w:cs="Cambria"/>
-                <w:b/>
-                <w:sz w:val="22"/>
-                <w:szCs w:val="22"/>
-              </w:rPr>
-            </w:pPr>
+            </w:pPr>
+            <w:r>
+              <w:rPr>
+                <w:rFonts w:ascii="Cambria" w:eastAsia="Cambria" w:hAnsi="Cambria" w:cs="Cambria"/>
+                <w:b/>
+                <w:sz w:val="22"/>
+                <w:szCs w:val="22"/>
+              </w:rPr>
+              <w:t>Intervención</w:t>
+            </w:r>
+            <w:r>
+              <w:rPr>
+                <w:rFonts w:ascii="Cambria" w:eastAsia="Cambria" w:hAnsi="Cambria" w:cs="Cambria"/>
+                <w:b/>
+                <w:sz w:val="22"/>
+                <w:szCs w:val="22"/>
+              </w:rPr>
+              <w:t>:</w:t>
+            </w:r>
+            <w:r>
+              <w:rPr>
+                <w:rFonts w:ascii="Cambria" w:eastAsia="Cambria" w:hAnsi="Cambria" w:cs="Cambria"/>
+                <w:b/>
+                <w:sz w:val="22"/>
+                <w:szCs w:val="22"/>
+              </w:rPr>
+              <w:t xml:space="preserve"> </w:t>
+            </w:r>
             <w:r>
               <w:t>[[</w:t>
             </w:r>
-            <w:r>
-              <w:t>objetivo</w:t>
-            </w:r>
-            <w:r>
-              <w:t>]]</w:t>
-            </w:r>
-          </w:p>
-          <w:p>
-            <w:pPr>
-              <w:ind w:left="0" w:hanging="2"/>
-              <w:rPr>
-                <w:rFonts w:ascii="Cambria" w:eastAsia="Cambria" w:hAnsi="Cambria" w:cs="Cambria"/>
-                <w:b/>
-                <w:sz w:val="22"/>
-                <w:szCs w:val="22"/>
-              </w:rPr>
-            </w:pPr>
-          </w:p>
-          <w:p>
-            <w:pPr>
-              <w:ind w:left="0" w:hanging="2"/>
-              <w:jc w:val="both"/>
-            </w:pPr>
-            <w:r>
-              <w:rPr>
-                <w:rFonts w:ascii="Cambria" w:eastAsia="Cambria" w:hAnsi="Cambria" w:cs="Cambria"/>
-                <w:b/>
-                <w:sz w:val="22"/>
-                <w:szCs w:val="22"/>
-              </w:rPr>
-              <w:t>Intervención</w:t>
-            </w:r>
-            <w:r>
-              <w:rPr>
-                <w:rFonts w:ascii="Cambria" w:eastAsia="Cambria" w:hAnsi="Cambria" w:cs="Cambria"/>
-                <w:b/>
-                <w:sz w:val="22"/>
-                <w:szCs w:val="22"/>
-              </w:rPr>
-              <w:t>:</w:t>
-            </w:r>
-            <w:r>
-              <w:rPr>
-                <w:rFonts w:ascii="Cambria" w:eastAsia="Cambria" w:hAnsi="Cambria" w:cs="Cambria"/>
-                <w:b/>
-                <w:sz w:val="22"/>
-                <w:szCs w:val="22"/>
-              </w:rPr>
-              <w:t xml:space="preserve"> </w:t>
-            </w:r>
-            <w:r>
-              <w:t>[[</w:t>
-            </w:r>
+            <w:proofErr w:type="spellStart"/>
             <w:r>
               <w:t>intervencion</w:t>
             </w:r>
+            <w:proofErr w:type="spellEnd"/>
             <w:r>
               <w:t>]]</w:t>
             </w:r>
@@ -2209,7 +1846,7 @@
 </file>
 
 <file path=word/endnotes.xml><?xml version="1.0" encoding="utf-8"?>
-<w:endnotes xmlns:wpc="http://schemas.microsoft.com/office/word/2010/wordprocessingCanvas" xmlns:cx="http://schemas.microsoft.com/office/drawing/2014/chartex" xmlns:cx1="http://schemas.microsoft.com/office/drawing/2015/9/8/chartex" xmlns:cx2="http://schemas.microsoft.com/office/drawing/2015/10/21/chartex" xmlns:cx3="http://schemas.microsoft.com/office/drawing/2016/5/9/chartex" xmlns:cx4="http://schemas.microsoft.com/office/drawing/2016/5/10/chartex" xmlns:cx5="http://schemas.microsoft.com/office/drawing/2016/5/11/chartex" xmlns:cx6="http://schemas.microsoft.com/office/drawing/2016/5/12/chartex" xmlns:cx7="http://schemas.microsoft.com/office/drawing/2016/5/13/chartex" xmlns:cx8="http://schemas.microsoft.com/office/drawing/2016/5/14/chartex" xmlns:mc="http://schemas.openxmlformats.org/markup-compatibility/2006" xmlns:aink="http://schemas.microsoft.com/office/drawing/2016/ink" xmlns:am3d="http://schemas.microsoft.com/office/drawing/2017/model3d" xmlns:o="urn:schemas-microsoft-com:office:office" xmlns:r="http://schemas.openxmlformats.org/officeDocument/2006/relationships" xmlns:m="http://schemas.openxmlformats.org/officeDocument/2006/math" xmlns:v="urn:schemas-microsoft-com:vml" xmlns:wp14="http://schemas.microsoft.com/office/word/2010/wordprocessingDrawing" xmlns:wp="http://schemas.openxmlformats.org/drawingml/2006/wordprocessingDrawing" xmlns:w10="urn:schemas-microsoft-com:office:word" xmlns:w="http://schemas.openxmlformats.org/wordprocessingml/2006/main" xmlns:w14="http://schemas.microsoft.com/office/word/2010/wordml" xmlns:w15="http://schemas.microsoft.com/office/word/2012/wordml" xmlns:w16cex="http://schemas.microsoft.com/office/word/2018/wordml/cex" xmlns:w16cid="http://schemas.microsoft.com/office/word/2016/wordml/cid" xmlns:w16="http://schemas.microsoft.com/office/word/2018/wordml" xmlns:w16sdtdh="http://schemas.microsoft.com/office/word/2020/wordml/sdtdatahash" xmlns:w16se="http://schemas.microsoft.com/office/word/2015/wordml/symex" xmlns:wpg="http://schemas.microsoft.com/office/word/2010/wordprocessingGroup" xmlns:wpi="http://schemas.microsoft.com/office/word/2010/wordprocessingInk" xmlns:wne="http://schemas.microsoft.com/office/word/2006/wordml" xmlns:wps="http://schemas.microsoft.com/office/word/2010/wordprocessingShape" mc:Ignorable="w14 w15 w16se w16cid w16 w16cex w16sdtdh wp14">
+<w:endnotes xmlns:wpc="http://schemas.microsoft.com/office/word/2010/wordprocessingCanvas" xmlns:cx="http://schemas.microsoft.com/office/drawing/2014/chartex" xmlns:cx1="http://schemas.microsoft.com/office/drawing/2015/9/8/chartex" xmlns:cx2="http://schemas.microsoft.com/office/drawing/2015/10/21/chartex" xmlns:cx3="http://schemas.microsoft.com/office/drawing/2016/5/9/chartex" xmlns:cx4="http://schemas.microsoft.com/office/drawing/2016/5/10/chartex" xmlns:cx5="http://schemas.microsoft.com/office/drawing/2016/5/11/chartex" xmlns:cx6="http://schemas.microsoft.com/office/drawing/2016/5/12/chartex" xmlns:cx7="http://schemas.microsoft.com/office/drawing/2016/5/13/chartex" xmlns:cx8="http://schemas.microsoft.com/office/drawing/2016/5/14/chartex" xmlns:mc="http://schemas.openxmlformats.org/markup-compatibility/2006" xmlns:aink="http://schemas.microsoft.com/office/drawing/2016/ink" xmlns:am3d="http://schemas.microsoft.com/office/drawing/2017/model3d" xmlns:o="urn:schemas-microsoft-com:office:office" xmlns:oel="http://schemas.microsoft.com/office/2019/extlst" xmlns:r="http://schemas.openxmlformats.org/officeDocument/2006/relationships" xmlns:m="http://schemas.openxmlformats.org/officeDocument/2006/math" xmlns:v="urn:schemas-microsoft-com:vml" xmlns:wp14="http://schemas.microsoft.com/office/word/2010/wordprocessingDrawing" xmlns:wp="http://schemas.openxmlformats.org/drawingml/2006/wordprocessingDrawing" xmlns:w10="urn:schemas-microsoft-com:office:word" xmlns:w="http://schemas.openxmlformats.org/wordprocessingml/2006/main" xmlns:w14="http://schemas.microsoft.com/office/word/2010/wordml" xmlns:w15="http://schemas.microsoft.com/office/word/2012/wordml" xmlns:w16cex="http://schemas.microsoft.com/office/word/2018/wordml/cex" xmlns:w16cid="http://schemas.microsoft.com/office/word/2016/wordml/cid" xmlns:w16="http://schemas.microsoft.com/office/word/2018/wordml" xmlns:w16du="http://schemas.microsoft.com/office/word/2023/wordml/word16du" xmlns:w16sdtdh="http://schemas.microsoft.com/office/word/2020/wordml/sdtdatahash" xmlns:w16sdtfl="http://schemas.microsoft.com/office/word/2024/wordml/sdtformatlock" xmlns:w16se="http://schemas.microsoft.com/office/word/2015/wordml/symex" xmlns:wpg="http://schemas.microsoft.com/office/word/2010/wordprocessingGroup" xmlns:wpi="http://schemas.microsoft.com/office/word/2010/wordprocessingInk" xmlns:wne="http://schemas.microsoft.com/office/word/2006/wordml" xmlns:wps="http://schemas.microsoft.com/office/word/2010/wordprocessingShape" mc:Ignorable="w14 w15 w16se w16cid w16 w16cex w16sdtdh w16sdtfl w16du wp14">
   <w:endnote w:type="separator" w:id="-1">
     <w:p>
       <w:pPr>
@@ -2236,7 +1873,7 @@
 </file>
 
 <file path=word/footer1.xml><?xml version="1.0" encoding="utf-8"?>
-<w:ftr xmlns:wpc="http://schemas.microsoft.com/office/word/2010/wordprocessingCanvas" xmlns:cx="http://schemas.microsoft.com/office/drawing/2014/chartex" xmlns:cx1="http://schemas.microsoft.com/office/drawing/2015/9/8/chartex" xmlns:cx2="http://schemas.microsoft.com/office/drawing/2015/10/21/chartex" xmlns:cx3="http://schemas.microsoft.com/office/drawing/2016/5/9/chartex" xmlns:cx4="http://schemas.microsoft.com/office/drawing/2016/5/10/chartex" xmlns:cx5="http://schemas.microsoft.com/office/drawing/2016/5/11/chartex" xmlns:cx6="http://schemas.microsoft.com/office/drawing/2016/5/12/chartex" xmlns:cx7="http://schemas.microsoft.com/office/drawing/2016/5/13/chartex" xmlns:cx8="http://schemas.microsoft.com/office/drawing/2016/5/14/chartex" xmlns:mc="http://schemas.openxmlformats.org/markup-compatibility/2006" xmlns:aink="http://schemas.microsoft.com/office/drawing/2016/ink" xmlns:am3d="http://schemas.microsoft.com/office/drawing/2017/model3d" xmlns:o="urn:schemas-microsoft-com:office:office" xmlns:r="http://schemas.openxmlformats.org/officeDocument/2006/relationships" xmlns:m="http://schemas.openxmlformats.org/officeDocument/2006/math" xmlns:v="urn:schemas-microsoft-com:vml" xmlns:wp14="http://schemas.microsoft.com/office/word/2010/wordprocessingDrawing" xmlns:wp="http://schemas.openxmlformats.org/drawingml/2006/wordprocessingDrawing" xmlns:w10="urn:schemas-microsoft-com:office:word" xmlns:w="http://schemas.openxmlformats.org/wordprocessingml/2006/main" xmlns:w14="http://schemas.microsoft.com/office/word/2010/wordml" xmlns:w15="http://schemas.microsoft.com/office/word/2012/wordml" xmlns:w16cex="http://schemas.microsoft.com/office/word/2018/wordml/cex" xmlns:w16cid="http://schemas.microsoft.com/office/word/2016/wordml/cid" xmlns:w16="http://schemas.microsoft.com/office/word/2018/wordml" xmlns:w16sdtdh="http://schemas.microsoft.com/office/word/2020/wordml/sdtdatahash" xmlns:w16se="http://schemas.microsoft.com/office/word/2015/wordml/symex" xmlns:wpg="http://schemas.microsoft.com/office/word/2010/wordprocessingGroup" xmlns:wpi="http://schemas.microsoft.com/office/word/2010/wordprocessingInk" xmlns:wne="http://schemas.microsoft.com/office/word/2006/wordml" xmlns:wps="http://schemas.microsoft.com/office/word/2010/wordprocessingShape" mc:Ignorable="w14 w15 w16se w16cid w16 w16cex w16sdtdh wp14">
+<w:ftr xmlns:wpc="http://schemas.microsoft.com/office/word/2010/wordprocessingCanvas" xmlns:cx="http://schemas.microsoft.com/office/drawing/2014/chartex" xmlns:cx1="http://schemas.microsoft.com/office/drawing/2015/9/8/chartex" xmlns:cx2="http://schemas.microsoft.com/office/drawing/2015/10/21/chartex" xmlns:cx3="http://schemas.microsoft.com/office/drawing/2016/5/9/chartex" xmlns:cx4="http://schemas.microsoft.com/office/drawing/2016/5/10/chartex" xmlns:cx5="http://schemas.microsoft.com/office/drawing/2016/5/11/chartex" xmlns:cx6="http://schemas.microsoft.com/office/drawing/2016/5/12/chartex" xmlns:cx7="http://schemas.microsoft.com/office/drawing/2016/5/13/chartex" xmlns:cx8="http://schemas.microsoft.com/office/drawing/2016/5/14/chartex" xmlns:mc="http://schemas.openxmlformats.org/markup-compatibility/2006" xmlns:aink="http://schemas.microsoft.com/office/drawing/2016/ink" xmlns:am3d="http://schemas.microsoft.com/office/drawing/2017/model3d" xmlns:o="urn:schemas-microsoft-com:office:office" xmlns:oel="http://schemas.microsoft.com/office/2019/extlst" xmlns:r="http://schemas.openxmlformats.org/officeDocument/2006/relationships" xmlns:m="http://schemas.openxmlformats.org/officeDocument/2006/math" xmlns:v="urn:schemas-microsoft-com:vml" xmlns:wp14="http://schemas.microsoft.com/office/word/2010/wordprocessingDrawing" xmlns:wp="http://schemas.openxmlformats.org/drawingml/2006/wordprocessingDrawing" xmlns:w10="urn:schemas-microsoft-com:office:word" xmlns:w="http://schemas.openxmlformats.org/wordprocessingml/2006/main" xmlns:w14="http://schemas.microsoft.com/office/word/2010/wordml" xmlns:w15="http://schemas.microsoft.com/office/word/2012/wordml" xmlns:w16cex="http://schemas.microsoft.com/office/word/2018/wordml/cex" xmlns:w16cid="http://schemas.microsoft.com/office/word/2016/wordml/cid" xmlns:w16="http://schemas.microsoft.com/office/word/2018/wordml" xmlns:w16du="http://schemas.microsoft.com/office/word/2023/wordml/word16du" xmlns:w16sdtdh="http://schemas.microsoft.com/office/word/2020/wordml/sdtdatahash" xmlns:w16sdtfl="http://schemas.microsoft.com/office/word/2024/wordml/sdtformatlock" xmlns:w16se="http://schemas.microsoft.com/office/word/2015/wordml/symex" xmlns:wpg="http://schemas.microsoft.com/office/word/2010/wordprocessingGroup" xmlns:wpi="http://schemas.microsoft.com/office/word/2010/wordprocessingInk" xmlns:wne="http://schemas.microsoft.com/office/word/2006/wordml" xmlns:wps="http://schemas.microsoft.com/office/word/2010/wordprocessingShape" mc:Ignorable="w14 w15 w16se w16cid w16 w16cex w16sdtdh w16sdtfl w16du wp14">
   <w:p>
     <w:pPr>
       <w:pBdr>
@@ -2261,7 +1898,7 @@
 </file>
 
 <file path=word/footer2.xml><?xml version="1.0" encoding="utf-8"?>
-<w:ftr xmlns:wpc="http://schemas.microsoft.com/office/word/2010/wordprocessingCanvas" xmlns:cx="http://schemas.microsoft.com/office/drawing/2014/chartex" xmlns:cx1="http://schemas.microsoft.com/office/drawing/2015/9/8/chartex" xmlns:cx2="http://schemas.microsoft.com/office/drawing/2015/10/21/chartex" xmlns:cx3="http://schemas.microsoft.com/office/drawing/2016/5/9/chartex" xmlns:cx4="http://schemas.microsoft.com/office/drawing/2016/5/10/chartex" xmlns:cx5="http://schemas.microsoft.com/office/drawing/2016/5/11/chartex" xmlns:cx6="http://schemas.microsoft.com/office/drawing/2016/5/12/chartex" xmlns:cx7="http://schemas.microsoft.com/office/drawing/2016/5/13/chartex" xmlns:cx8="http://schemas.microsoft.com/office/drawing/2016/5/14/chartex" xmlns:mc="http://schemas.openxmlformats.org/markup-compatibility/2006" xmlns:aink="http://schemas.microsoft.com/office/drawing/2016/ink" xmlns:am3d="http://schemas.microsoft.com/office/drawing/2017/model3d" xmlns:o="urn:schemas-microsoft-com:office:office" xmlns:r="http://schemas.openxmlformats.org/officeDocument/2006/relationships" xmlns:m="http://schemas.openxmlformats.org/officeDocument/2006/math" xmlns:v="urn:schemas-microsoft-com:vml" xmlns:wp14="http://schemas.microsoft.com/office/word/2010/wordprocessingDrawing" xmlns:wp="http://schemas.openxmlformats.org/drawingml/2006/wordprocessingDrawing" xmlns:w10="urn:schemas-microsoft-com:office:word" xmlns:w="http://schemas.openxmlformats.org/wordprocessingml/2006/main" xmlns:w14="http://schemas.microsoft.com/office/word/2010/wordml" xmlns:w15="http://schemas.microsoft.com/office/word/2012/wordml" xmlns:w16cex="http://schemas.microsoft.com/office/word/2018/wordml/cex" xmlns:w16cid="http://schemas.microsoft.com/office/word/2016/wordml/cid" xmlns:w16="http://schemas.microsoft.com/office/word/2018/wordml" xmlns:w16sdtdh="http://schemas.microsoft.com/office/word/2020/wordml/sdtdatahash" xmlns:w16se="http://schemas.microsoft.com/office/word/2015/wordml/symex" xmlns:wpg="http://schemas.microsoft.com/office/word/2010/wordprocessingGroup" xmlns:wpi="http://schemas.microsoft.com/office/word/2010/wordprocessingInk" xmlns:wne="http://schemas.microsoft.com/office/word/2006/wordml" xmlns:wps="http://schemas.microsoft.com/office/word/2010/wordprocessingShape" mc:Ignorable="w14 w15 w16se w16cid w16 w16cex w16sdtdh wp14">
+<w:ftr xmlns:wpc="http://schemas.microsoft.com/office/word/2010/wordprocessingCanvas" xmlns:cx="http://schemas.microsoft.com/office/drawing/2014/chartex" xmlns:cx1="http://schemas.microsoft.com/office/drawing/2015/9/8/chartex" xmlns:cx2="http://schemas.microsoft.com/office/drawing/2015/10/21/chartex" xmlns:cx3="http://schemas.microsoft.com/office/drawing/2016/5/9/chartex" xmlns:cx4="http://schemas.microsoft.com/office/drawing/2016/5/10/chartex" xmlns:cx5="http://schemas.microsoft.com/office/drawing/2016/5/11/chartex" xmlns:cx6="http://schemas.microsoft.com/office/drawing/2016/5/12/chartex" xmlns:cx7="http://schemas.microsoft.com/office/drawing/2016/5/13/chartex" xmlns:cx8="http://schemas.microsoft.com/office/drawing/2016/5/14/chartex" xmlns:mc="http://schemas.openxmlformats.org/markup-compatibility/2006" xmlns:aink="http://schemas.microsoft.com/office/drawing/2016/ink" xmlns:am3d="http://schemas.microsoft.com/office/drawing/2017/model3d" xmlns:o="urn:schemas-microsoft-com:office:office" xmlns:oel="http://schemas.microsoft.com/office/2019/extlst" xmlns:r="http://schemas.openxmlformats.org/officeDocument/2006/relationships" xmlns:m="http://schemas.openxmlformats.org/officeDocument/2006/math" xmlns:v="urn:schemas-microsoft-com:vml" xmlns:wp14="http://schemas.microsoft.com/office/word/2010/wordprocessingDrawing" xmlns:wp="http://schemas.openxmlformats.org/drawingml/2006/wordprocessingDrawing" xmlns:w10="urn:schemas-microsoft-com:office:word" xmlns:w="http://schemas.openxmlformats.org/wordprocessingml/2006/main" xmlns:w14="http://schemas.microsoft.com/office/word/2010/wordml" xmlns:w15="http://schemas.microsoft.com/office/word/2012/wordml" xmlns:w16cex="http://schemas.microsoft.com/office/word/2018/wordml/cex" xmlns:w16cid="http://schemas.microsoft.com/office/word/2016/wordml/cid" xmlns:w16="http://schemas.microsoft.com/office/word/2018/wordml" xmlns:w16du="http://schemas.microsoft.com/office/word/2023/wordml/word16du" xmlns:w16sdtdh="http://schemas.microsoft.com/office/word/2020/wordml/sdtdatahash" xmlns:w16sdtfl="http://schemas.microsoft.com/office/word/2024/wordml/sdtformatlock" xmlns:w16se="http://schemas.microsoft.com/office/word/2015/wordml/symex" xmlns:wpg="http://schemas.microsoft.com/office/word/2010/wordprocessingGroup" xmlns:wpi="http://schemas.microsoft.com/office/word/2010/wordprocessingInk" xmlns:wne="http://schemas.microsoft.com/office/word/2006/wordml" xmlns:wps="http://schemas.microsoft.com/office/word/2010/wordprocessingShape" mc:Ignorable="w14 w15 w16se w16cid w16 w16cex w16sdtdh w16sdtfl w16du wp14">
   <w:p>
     <w:pPr>
       <w:pBdr>
@@ -2286,7 +1923,7 @@
 </file>
 
 <file path=word/footer3.xml><?xml version="1.0" encoding="utf-8"?>
-<w:ftr xmlns:wpc="http://schemas.microsoft.com/office/word/2010/wordprocessingCanvas" xmlns:cx="http://schemas.microsoft.com/office/drawing/2014/chartex" xmlns:cx1="http://schemas.microsoft.com/office/drawing/2015/9/8/chartex" xmlns:cx2="http://schemas.microsoft.com/office/drawing/2015/10/21/chartex" xmlns:cx3="http://schemas.microsoft.com/office/drawing/2016/5/9/chartex" xmlns:cx4="http://schemas.microsoft.com/office/drawing/2016/5/10/chartex" xmlns:cx5="http://schemas.microsoft.com/office/drawing/2016/5/11/chartex" xmlns:cx6="http://schemas.microsoft.com/office/drawing/2016/5/12/chartex" xmlns:cx7="http://schemas.microsoft.com/office/drawing/2016/5/13/chartex" xmlns:cx8="http://schemas.microsoft.com/office/drawing/2016/5/14/chartex" xmlns:mc="http://schemas.openxmlformats.org/markup-compatibility/2006" xmlns:aink="http://schemas.microsoft.com/office/drawing/2016/ink" xmlns:am3d="http://schemas.microsoft.com/office/drawing/2017/model3d" xmlns:o="urn:schemas-microsoft-com:office:office" xmlns:r="http://schemas.openxmlformats.org/officeDocument/2006/relationships" xmlns:m="http://schemas.openxmlformats.org/officeDocument/2006/math" xmlns:v="urn:schemas-microsoft-com:vml" xmlns:wp14="http://schemas.microsoft.com/office/word/2010/wordprocessingDrawing" xmlns:wp="http://schemas.openxmlformats.org/drawingml/2006/wordprocessingDrawing" xmlns:w10="urn:schemas-microsoft-com:office:word" xmlns:w="http://schemas.openxmlformats.org/wordprocessingml/2006/main" xmlns:w14="http://schemas.microsoft.com/office/word/2010/wordml" xmlns:w15="http://schemas.microsoft.com/office/word/2012/wordml" xmlns:w16cex="http://schemas.microsoft.com/office/word/2018/wordml/cex" xmlns:w16cid="http://schemas.microsoft.com/office/word/2016/wordml/cid" xmlns:w16="http://schemas.microsoft.com/office/word/2018/wordml" xmlns:w16sdtdh="http://schemas.microsoft.com/office/word/2020/wordml/sdtdatahash" xmlns:w16se="http://schemas.microsoft.com/office/word/2015/wordml/symex" xmlns:wpg="http://schemas.microsoft.com/office/word/2010/wordprocessingGroup" xmlns:wpi="http://schemas.microsoft.com/office/word/2010/wordprocessingInk" xmlns:wne="http://schemas.microsoft.com/office/word/2006/wordml" xmlns:wps="http://schemas.microsoft.com/office/word/2010/wordprocessingShape" mc:Ignorable="w14 w15 w16se w16cid w16 w16cex w16sdtdh wp14">
+<w:ftr xmlns:wpc="http://schemas.microsoft.com/office/word/2010/wordprocessingCanvas" xmlns:cx="http://schemas.microsoft.com/office/drawing/2014/chartex" xmlns:cx1="http://schemas.microsoft.com/office/drawing/2015/9/8/chartex" xmlns:cx2="http://schemas.microsoft.com/office/drawing/2015/10/21/chartex" xmlns:cx3="http://schemas.microsoft.com/office/drawing/2016/5/9/chartex" xmlns:cx4="http://schemas.microsoft.com/office/drawing/2016/5/10/chartex" xmlns:cx5="http://schemas.microsoft.com/office/drawing/2016/5/11/chartex" xmlns:cx6="http://schemas.microsoft.com/office/drawing/2016/5/12/chartex" xmlns:cx7="http://schemas.microsoft.com/office/drawing/2016/5/13/chartex" xmlns:cx8="http://schemas.microsoft.com/office/drawing/2016/5/14/chartex" xmlns:mc="http://schemas.openxmlformats.org/markup-compatibility/2006" xmlns:aink="http://schemas.microsoft.com/office/drawing/2016/ink" xmlns:am3d="http://schemas.microsoft.com/office/drawing/2017/model3d" xmlns:o="urn:schemas-microsoft-com:office:office" xmlns:oel="http://schemas.microsoft.com/office/2019/extlst" xmlns:r="http://schemas.openxmlformats.org/officeDocument/2006/relationships" xmlns:m="http://schemas.openxmlformats.org/officeDocument/2006/math" xmlns:v="urn:schemas-microsoft-com:vml" xmlns:wp14="http://schemas.microsoft.com/office/word/2010/wordprocessingDrawing" xmlns:wp="http://schemas.openxmlformats.org/drawingml/2006/wordprocessingDrawing" xmlns:w10="urn:schemas-microsoft-com:office:word" xmlns:w="http://schemas.openxmlformats.org/wordprocessingml/2006/main" xmlns:w14="http://schemas.microsoft.com/office/word/2010/wordml" xmlns:w15="http://schemas.microsoft.com/office/word/2012/wordml" xmlns:w16cex="http://schemas.microsoft.com/office/word/2018/wordml/cex" xmlns:w16cid="http://schemas.microsoft.com/office/word/2016/wordml/cid" xmlns:w16="http://schemas.microsoft.com/office/word/2018/wordml" xmlns:w16du="http://schemas.microsoft.com/office/word/2023/wordml/word16du" xmlns:w16sdtdh="http://schemas.microsoft.com/office/word/2020/wordml/sdtdatahash" xmlns:w16sdtfl="http://schemas.microsoft.com/office/word/2024/wordml/sdtformatlock" xmlns:w16se="http://schemas.microsoft.com/office/word/2015/wordml/symex" xmlns:wpg="http://schemas.microsoft.com/office/word/2010/wordprocessingGroup" xmlns:wpi="http://schemas.microsoft.com/office/word/2010/wordprocessingInk" xmlns:wne="http://schemas.microsoft.com/office/word/2006/wordml" xmlns:wps="http://schemas.microsoft.com/office/word/2010/wordprocessingShape" mc:Ignorable="w14 w15 w16se w16cid w16 w16cex w16sdtdh w16sdtfl w16du wp14">
   <w:p>
     <w:pPr>
       <w:pBdr>
@@ -2311,7 +1948,7 @@
 </file>
 
 <file path=word/footnotes.xml><?xml version="1.0" encoding="utf-8"?>
-<w:footnotes xmlns:wpc="http://schemas.microsoft.com/office/word/2010/wordprocessingCanvas" xmlns:cx="http://schemas.microsoft.com/office/drawing/2014/chartex" xmlns:cx1="http://schemas.microsoft.com/office/drawing/2015/9/8/chartex" xmlns:cx2="http://schemas.microsoft.com/office/drawing/2015/10/21/chartex" xmlns:cx3="http://schemas.microsoft.com/office/drawing/2016/5/9/chartex" xmlns:cx4="http://schemas.microsoft.com/office/drawing/2016/5/10/chartex" xmlns:cx5="http://schemas.microsoft.com/office/drawing/2016/5/11/chartex" xmlns:cx6="http://schemas.microsoft.com/office/drawing/2016/5/12/chartex" xmlns:cx7="http://schemas.microsoft.com/office/drawing/2016/5/13/chartex" xmlns:cx8="http://schemas.microsoft.com/office/drawing/2016/5/14/chartex" xmlns:mc="http://schemas.openxmlformats.org/markup-compatibility/2006" xmlns:aink="http://schemas.microsoft.com/office/drawing/2016/ink" xmlns:am3d="http://schemas.microsoft.com/office/drawing/2017/model3d" xmlns:o="urn:schemas-microsoft-com:office:office" xmlns:r="http://schemas.openxmlformats.org/officeDocument/2006/relationships" xmlns:m="http://schemas.openxmlformats.org/officeDocument/2006/math" xmlns:v="urn:schemas-microsoft-com:vml" xmlns:wp14="http://schemas.microsoft.com/office/word/2010/wordprocessingDrawing" xmlns:wp="http://schemas.openxmlformats.org/drawingml/2006/wordprocessingDrawing" xmlns:w10="urn:schemas-microsoft-com:office:word" xmlns:w="http://schemas.openxmlformats.org/wordprocessingml/2006/main" xmlns:w14="http://schemas.microsoft.com/office/word/2010/wordml" xmlns:w15="http://schemas.microsoft.com/office/word/2012/wordml" xmlns:w16cex="http://schemas.microsoft.com/office/word/2018/wordml/cex" xmlns:w16cid="http://schemas.microsoft.com/office/word/2016/wordml/cid" xmlns:w16="http://schemas.microsoft.com/office/word/2018/wordml" xmlns:w16sdtdh="http://schemas.microsoft.com/office/word/2020/wordml/sdtdatahash" xmlns:w16se="http://schemas.microsoft.com/office/word/2015/wordml/symex" xmlns:wpg="http://schemas.microsoft.com/office/word/2010/wordprocessingGroup" xmlns:wpi="http://schemas.microsoft.com/office/word/2010/wordprocessingInk" xmlns:wne="http://schemas.microsoft.com/office/word/2006/wordml" xmlns:wps="http://schemas.microsoft.com/office/word/2010/wordprocessingShape" mc:Ignorable="w14 w15 w16se w16cid w16 w16cex w16sdtdh wp14">
+<w:footnotes xmlns:wpc="http://schemas.microsoft.com/office/word/2010/wordprocessingCanvas" xmlns:cx="http://schemas.microsoft.com/office/drawing/2014/chartex" xmlns:cx1="http://schemas.microsoft.com/office/drawing/2015/9/8/chartex" xmlns:cx2="http://schemas.microsoft.com/office/drawing/2015/10/21/chartex" xmlns:cx3="http://schemas.microsoft.com/office/drawing/2016/5/9/chartex" xmlns:cx4="http://schemas.microsoft.com/office/drawing/2016/5/10/chartex" xmlns:cx5="http://schemas.microsoft.com/office/drawing/2016/5/11/chartex" xmlns:cx6="http://schemas.microsoft.com/office/drawing/2016/5/12/chartex" xmlns:cx7="http://schemas.microsoft.com/office/drawing/2016/5/13/chartex" xmlns:cx8="http://schemas.microsoft.com/office/drawing/2016/5/14/chartex" xmlns:mc="http://schemas.openxmlformats.org/markup-compatibility/2006" xmlns:aink="http://schemas.microsoft.com/office/drawing/2016/ink" xmlns:am3d="http://schemas.microsoft.com/office/drawing/2017/model3d" xmlns:o="urn:schemas-microsoft-com:office:office" xmlns:oel="http://schemas.microsoft.com/office/2019/extlst" xmlns:r="http://schemas.openxmlformats.org/officeDocument/2006/relationships" xmlns:m="http://schemas.openxmlformats.org/officeDocument/2006/math" xmlns:v="urn:schemas-microsoft-com:vml" xmlns:wp14="http://schemas.microsoft.com/office/word/2010/wordprocessingDrawing" xmlns:wp="http://schemas.openxmlformats.org/drawingml/2006/wordprocessingDrawing" xmlns:w10="urn:schemas-microsoft-com:office:word" xmlns:w="http://schemas.openxmlformats.org/wordprocessingml/2006/main" xmlns:w14="http://schemas.microsoft.com/office/word/2010/wordml" xmlns:w15="http://schemas.microsoft.com/office/word/2012/wordml" xmlns:w16cex="http://schemas.microsoft.com/office/word/2018/wordml/cex" xmlns:w16cid="http://schemas.microsoft.com/office/word/2016/wordml/cid" xmlns:w16="http://schemas.microsoft.com/office/word/2018/wordml" xmlns:w16du="http://schemas.microsoft.com/office/word/2023/wordml/word16du" xmlns:w16sdtdh="http://schemas.microsoft.com/office/word/2020/wordml/sdtdatahash" xmlns:w16sdtfl="http://schemas.microsoft.com/office/word/2024/wordml/sdtformatlock" xmlns:w16se="http://schemas.microsoft.com/office/word/2015/wordml/symex" xmlns:wpg="http://schemas.microsoft.com/office/word/2010/wordprocessingGroup" xmlns:wpi="http://schemas.microsoft.com/office/word/2010/wordprocessingInk" xmlns:wne="http://schemas.microsoft.com/office/word/2006/wordml" xmlns:wps="http://schemas.microsoft.com/office/word/2010/wordprocessingShape" mc:Ignorable="w14 w15 w16se w16cid w16 w16cex w16sdtdh w16sdtfl w16du wp14">
   <w:footnote w:type="separator" w:id="-1">
     <w:p>
       <w:pPr>
@@ -2338,7 +1975,7 @@
 </file>
 
 <file path=word/header1.xml><?xml version="1.0" encoding="utf-8"?>
-<w:hdr xmlns:wpc="http://schemas.microsoft.com/office/word/2010/wordprocessingCanvas" xmlns:cx="http://schemas.microsoft.com/office/drawing/2014/chartex" xmlns:cx1="http://schemas.microsoft.com/office/drawing/2015/9/8/chartex" xmlns:cx2="http://schemas.microsoft.com/office/drawing/2015/10/21/chartex" xmlns:cx3="http://schemas.microsoft.com/office/drawing/2016/5/9/chartex" xmlns:cx4="http://schemas.microsoft.com/office/drawing/2016/5/10/chartex" xmlns:cx5="http://schemas.microsoft.com/office/drawing/2016/5/11/chartex" xmlns:cx6="http://schemas.microsoft.com/office/drawing/2016/5/12/chartex" xmlns:cx7="http://schemas.microsoft.com/office/drawing/2016/5/13/chartex" xmlns:cx8="http://schemas.microsoft.com/office/drawing/2016/5/14/chartex" xmlns:mc="http://schemas.openxmlformats.org/markup-compatibility/2006" xmlns:aink="http://schemas.microsoft.com/office/drawing/2016/ink" xmlns:am3d="http://schemas.microsoft.com/office/drawing/2017/model3d" xmlns:o="urn:schemas-microsoft-com:office:office" xmlns:r="http://schemas.openxmlformats.org/officeDocument/2006/relationships" xmlns:m="http://schemas.openxmlformats.org/officeDocument/2006/math" xmlns:v="urn:schemas-microsoft-com:vml" xmlns:wp14="http://schemas.microsoft.com/office/word/2010/wordprocessingDrawing" xmlns:wp="http://schemas.openxmlformats.org/drawingml/2006/wordprocessingDrawing" xmlns:w10="urn:schemas-microsoft-com:office:word" xmlns:w="http://schemas.openxmlformats.org/wordprocessingml/2006/main" xmlns:w14="http://schemas.microsoft.com/office/word/2010/wordml" xmlns:w15="http://schemas.microsoft.com/office/word/2012/wordml" xmlns:w16cex="http://schemas.microsoft.com/office/word/2018/wordml/cex" xmlns:w16cid="http://schemas.microsoft.com/office/word/2016/wordml/cid" xmlns:w16="http://schemas.microsoft.com/office/word/2018/wordml" xmlns:w16sdtdh="http://schemas.microsoft.com/office/word/2020/wordml/sdtdatahash" xmlns:w16se="http://schemas.microsoft.com/office/word/2015/wordml/symex" xmlns:wpg="http://schemas.microsoft.com/office/word/2010/wordprocessingGroup" xmlns:wpi="http://schemas.microsoft.com/office/word/2010/wordprocessingInk" xmlns:wne="http://schemas.microsoft.com/office/word/2006/wordml" xmlns:wps="http://schemas.microsoft.com/office/word/2010/wordprocessingShape" mc:Ignorable="w14 w15 w16se w16cid w16 w16cex w16sdtdh wp14">
+<w:hdr xmlns:wpc="http://schemas.microsoft.com/office/word/2010/wordprocessingCanvas" xmlns:cx="http://schemas.microsoft.com/office/drawing/2014/chartex" xmlns:cx1="http://schemas.microsoft.com/office/drawing/2015/9/8/chartex" xmlns:cx2="http://schemas.microsoft.com/office/drawing/2015/10/21/chartex" xmlns:cx3="http://schemas.microsoft.com/office/drawing/2016/5/9/chartex" xmlns:cx4="http://schemas.microsoft.com/office/drawing/2016/5/10/chartex" xmlns:cx5="http://schemas.microsoft.com/office/drawing/2016/5/11/chartex" xmlns:cx6="http://schemas.microsoft.com/office/drawing/2016/5/12/chartex" xmlns:cx7="http://schemas.microsoft.com/office/drawing/2016/5/13/chartex" xmlns:cx8="http://schemas.microsoft.com/office/drawing/2016/5/14/chartex" xmlns:mc="http://schemas.openxmlformats.org/markup-compatibility/2006" xmlns:aink="http://schemas.microsoft.com/office/drawing/2016/ink" xmlns:am3d="http://schemas.microsoft.com/office/drawing/2017/model3d" xmlns:o="urn:schemas-microsoft-com:office:office" xmlns:oel="http://schemas.microsoft.com/office/2019/extlst" xmlns:r="http://schemas.openxmlformats.org/officeDocument/2006/relationships" xmlns:m="http://schemas.openxmlformats.org/officeDocument/2006/math" xmlns:v="urn:schemas-microsoft-com:vml" xmlns:wp14="http://schemas.microsoft.com/office/word/2010/wordprocessingDrawing" xmlns:wp="http://schemas.openxmlformats.org/drawingml/2006/wordprocessingDrawing" xmlns:w10="urn:schemas-microsoft-com:office:word" xmlns:w="http://schemas.openxmlformats.org/wordprocessingml/2006/main" xmlns:w14="http://schemas.microsoft.com/office/word/2010/wordml" xmlns:w15="http://schemas.microsoft.com/office/word/2012/wordml" xmlns:w16cex="http://schemas.microsoft.com/office/word/2018/wordml/cex" xmlns:w16cid="http://schemas.microsoft.com/office/word/2016/wordml/cid" xmlns:w16="http://schemas.microsoft.com/office/word/2018/wordml" xmlns:w16du="http://schemas.microsoft.com/office/word/2023/wordml/word16du" xmlns:w16sdtdh="http://schemas.microsoft.com/office/word/2020/wordml/sdtdatahash" xmlns:w16sdtfl="http://schemas.microsoft.com/office/word/2024/wordml/sdtformatlock" xmlns:w16se="http://schemas.microsoft.com/office/word/2015/wordml/symex" xmlns:wpg="http://schemas.microsoft.com/office/word/2010/wordprocessingGroup" xmlns:wpi="http://schemas.microsoft.com/office/word/2010/wordprocessingInk" xmlns:wne="http://schemas.microsoft.com/office/word/2006/wordml" xmlns:wps="http://schemas.microsoft.com/office/word/2010/wordprocessingShape" mc:Ignorable="w14 w15 w16se w16cid w16 w16cex w16sdtdh w16sdtfl w16du wp14">
   <w:p>
     <w:pPr>
       <w:pBdr>
@@ -2363,7 +2000,7 @@
 </file>
 
 <file path=word/header2.xml><?xml version="1.0" encoding="utf-8"?>
-<w:hdr xmlns:wpc="http://schemas.microsoft.com/office/word/2010/wordprocessingCanvas" xmlns:cx="http://schemas.microsoft.com/office/drawing/2014/chartex" xmlns:cx1="http://schemas.microsoft.com/office/drawing/2015/9/8/chartex" xmlns:cx2="http://schemas.microsoft.com/office/drawing/2015/10/21/chartex" xmlns:cx3="http://schemas.microsoft.com/office/drawing/2016/5/9/chartex" xmlns:cx4="http://schemas.microsoft.com/office/drawing/2016/5/10/chartex" xmlns:cx5="http://schemas.microsoft.com/office/drawing/2016/5/11/chartex" xmlns:cx6="http://schemas.microsoft.com/office/drawing/2016/5/12/chartex" xmlns:cx7="http://schemas.microsoft.com/office/drawing/2016/5/13/chartex" xmlns:cx8="http://schemas.microsoft.com/office/drawing/2016/5/14/chartex" xmlns:mc="http://schemas.openxmlformats.org/markup-compatibility/2006" xmlns:aink="http://schemas.microsoft.com/office/drawing/2016/ink" xmlns:am3d="http://schemas.microsoft.com/office/drawing/2017/model3d" xmlns:o="urn:schemas-microsoft-com:office:office" xmlns:r="http://schemas.openxmlformats.org/officeDocument/2006/relationships" xmlns:m="http://schemas.openxmlformats.org/officeDocument/2006/math" xmlns:v="urn:schemas-microsoft-com:vml" xmlns:wp14="http://schemas.microsoft.com/office/word/2010/wordprocessingDrawing" xmlns:wp="http://schemas.openxmlformats.org/drawingml/2006/wordprocessingDrawing" xmlns:w10="urn:schemas-microsoft-com:office:word" xmlns:w="http://schemas.openxmlformats.org/wordprocessingml/2006/main" xmlns:w14="http://schemas.microsoft.com/office/word/2010/wordml" xmlns:w15="http://schemas.microsoft.com/office/word/2012/wordml" xmlns:w16cex="http://schemas.microsoft.com/office/word/2018/wordml/cex" xmlns:w16cid="http://schemas.microsoft.com/office/word/2016/wordml/cid" xmlns:w16="http://schemas.microsoft.com/office/word/2018/wordml" xmlns:w16sdtdh="http://schemas.microsoft.com/office/word/2020/wordml/sdtdatahash" xmlns:w16se="http://schemas.microsoft.com/office/word/2015/wordml/symex" xmlns:wpg="http://schemas.microsoft.com/office/word/2010/wordprocessingGroup" xmlns:wpi="http://schemas.microsoft.com/office/word/2010/wordprocessingInk" xmlns:wne="http://schemas.microsoft.com/office/word/2006/wordml" xmlns:wps="http://schemas.microsoft.com/office/word/2010/wordprocessingShape" mc:Ignorable="w14 w15 w16se w16cid w16 w16cex w16sdtdh wp14">
+<w:hdr xmlns:wpc="http://schemas.microsoft.com/office/word/2010/wordprocessingCanvas" xmlns:cx="http://schemas.microsoft.com/office/drawing/2014/chartex" xmlns:cx1="http://schemas.microsoft.com/office/drawing/2015/9/8/chartex" xmlns:cx2="http://schemas.microsoft.com/office/drawing/2015/10/21/chartex" xmlns:cx3="http://schemas.microsoft.com/office/drawing/2016/5/9/chartex" xmlns:cx4="http://schemas.microsoft.com/office/drawing/2016/5/10/chartex" xmlns:cx5="http://schemas.microsoft.com/office/drawing/2016/5/11/chartex" xmlns:cx6="http://schemas.microsoft.com/office/drawing/2016/5/12/chartex" xmlns:cx7="http://schemas.microsoft.com/office/drawing/2016/5/13/chartex" xmlns:cx8="http://schemas.microsoft.com/office/drawing/2016/5/14/chartex" xmlns:mc="http://schemas.openxmlformats.org/markup-compatibility/2006" xmlns:aink="http://schemas.microsoft.com/office/drawing/2016/ink" xmlns:am3d="http://schemas.microsoft.com/office/drawing/2017/model3d" xmlns:o="urn:schemas-microsoft-com:office:office" xmlns:oel="http://schemas.microsoft.com/office/2019/extlst" xmlns:r="http://schemas.openxmlformats.org/officeDocument/2006/relationships" xmlns:m="http://schemas.openxmlformats.org/officeDocument/2006/math" xmlns:v="urn:schemas-microsoft-com:vml" xmlns:wp14="http://schemas.microsoft.com/office/word/2010/wordprocessingDrawing" xmlns:wp="http://schemas.openxmlformats.org/drawingml/2006/wordprocessingDrawing" xmlns:w10="urn:schemas-microsoft-com:office:word" xmlns:w="http://schemas.openxmlformats.org/wordprocessingml/2006/main" xmlns:w14="http://schemas.microsoft.com/office/word/2010/wordml" xmlns:w15="http://schemas.microsoft.com/office/word/2012/wordml" xmlns:w16cex="http://schemas.microsoft.com/office/word/2018/wordml/cex" xmlns:w16cid="http://schemas.microsoft.com/office/word/2016/wordml/cid" xmlns:w16="http://schemas.microsoft.com/office/word/2018/wordml" xmlns:w16du="http://schemas.microsoft.com/office/word/2023/wordml/word16du" xmlns:w16sdtdh="http://schemas.microsoft.com/office/word/2020/wordml/sdtdatahash" xmlns:w16sdtfl="http://schemas.microsoft.com/office/word/2024/wordml/sdtformatlock" xmlns:w16se="http://schemas.microsoft.com/office/word/2015/wordml/symex" xmlns:wpg="http://schemas.microsoft.com/office/word/2010/wordprocessingGroup" xmlns:wpi="http://schemas.microsoft.com/office/word/2010/wordprocessingInk" xmlns:wne="http://schemas.microsoft.com/office/word/2006/wordml" xmlns:wps="http://schemas.microsoft.com/office/word/2010/wordprocessingShape" mc:Ignorable="w14 w15 w16se w16cid w16 w16cex w16sdtdh w16sdtfl w16du wp14">
   <w:p>
     <w:pPr>
       <w:pBdr>
@@ -2442,7 +2079,7 @@
 </file>
 
 <file path=word/header3.xml><?xml version="1.0" encoding="utf-8"?>
-<w:hdr xmlns:wpc="http://schemas.microsoft.com/office/word/2010/wordprocessingCanvas" xmlns:cx="http://schemas.microsoft.com/office/drawing/2014/chartex" xmlns:cx1="http://schemas.microsoft.com/office/drawing/2015/9/8/chartex" xmlns:cx2="http://schemas.microsoft.com/office/drawing/2015/10/21/chartex" xmlns:cx3="http://schemas.microsoft.com/office/drawing/2016/5/9/chartex" xmlns:cx4="http://schemas.microsoft.com/office/drawing/2016/5/10/chartex" xmlns:cx5="http://schemas.microsoft.com/office/drawing/2016/5/11/chartex" xmlns:cx6="http://schemas.microsoft.com/office/drawing/2016/5/12/chartex" xmlns:cx7="http://schemas.microsoft.com/office/drawing/2016/5/13/chartex" xmlns:cx8="http://schemas.microsoft.com/office/drawing/2016/5/14/chartex" xmlns:mc="http://schemas.openxmlformats.org/markup-compatibility/2006" xmlns:aink="http://schemas.microsoft.com/office/drawing/2016/ink" xmlns:am3d="http://schemas.microsoft.com/office/drawing/2017/model3d" xmlns:o="urn:schemas-microsoft-com:office:office" xmlns:r="http://schemas.openxmlformats.org/officeDocument/2006/relationships" xmlns:m="http://schemas.openxmlformats.org/officeDocument/2006/math" xmlns:v="urn:schemas-microsoft-com:vml" xmlns:wp14="http://schemas.microsoft.com/office/word/2010/wordprocessingDrawing" xmlns:wp="http://schemas.openxmlformats.org/drawingml/2006/wordprocessingDrawing" xmlns:w10="urn:schemas-microsoft-com:office:word" xmlns:w="http://schemas.openxmlformats.org/wordprocessingml/2006/main" xmlns:w14="http://schemas.microsoft.com/office/word/2010/wordml" xmlns:w15="http://schemas.microsoft.com/office/word/2012/wordml" xmlns:w16cex="http://schemas.microsoft.com/office/word/2018/wordml/cex" xmlns:w16cid="http://schemas.microsoft.com/office/word/2016/wordml/cid" xmlns:w16="http://schemas.microsoft.com/office/word/2018/wordml" xmlns:w16sdtdh="http://schemas.microsoft.com/office/word/2020/wordml/sdtdatahash" xmlns:w16se="http://schemas.microsoft.com/office/word/2015/wordml/symex" xmlns:wpg="http://schemas.microsoft.com/office/word/2010/wordprocessingGroup" xmlns:wpi="http://schemas.microsoft.com/office/word/2010/wordprocessingInk" xmlns:wne="http://schemas.microsoft.com/office/word/2006/wordml" xmlns:wps="http://schemas.microsoft.com/office/word/2010/wordprocessingShape" mc:Ignorable="w14 w15 w16se w16cid w16 w16cex w16sdtdh wp14">
+<w:hdr xmlns:wpc="http://schemas.microsoft.com/office/word/2010/wordprocessingCanvas" xmlns:cx="http://schemas.microsoft.com/office/drawing/2014/chartex" xmlns:cx1="http://schemas.microsoft.com/office/drawing/2015/9/8/chartex" xmlns:cx2="http://schemas.microsoft.com/office/drawing/2015/10/21/chartex" xmlns:cx3="http://schemas.microsoft.com/office/drawing/2016/5/9/chartex" xmlns:cx4="http://schemas.microsoft.com/office/drawing/2016/5/10/chartex" xmlns:cx5="http://schemas.microsoft.com/office/drawing/2016/5/11/chartex" xmlns:cx6="http://schemas.microsoft.com/office/drawing/2016/5/12/chartex" xmlns:cx7="http://schemas.microsoft.com/office/drawing/2016/5/13/chartex" xmlns:cx8="http://schemas.microsoft.com/office/drawing/2016/5/14/chartex" xmlns:mc="http://schemas.openxmlformats.org/markup-compatibility/2006" xmlns:aink="http://schemas.microsoft.com/office/drawing/2016/ink" xmlns:am3d="http://schemas.microsoft.com/office/drawing/2017/model3d" xmlns:o="urn:schemas-microsoft-com:office:office" xmlns:oel="http://schemas.microsoft.com/office/2019/extlst" xmlns:r="http://schemas.openxmlformats.org/officeDocument/2006/relationships" xmlns:m="http://schemas.openxmlformats.org/officeDocument/2006/math" xmlns:v="urn:schemas-microsoft-com:vml" xmlns:wp14="http://schemas.microsoft.com/office/word/2010/wordprocessingDrawing" xmlns:wp="http://schemas.openxmlformats.org/drawingml/2006/wordprocessingDrawing" xmlns:w10="urn:schemas-microsoft-com:office:word" xmlns:w="http://schemas.openxmlformats.org/wordprocessingml/2006/main" xmlns:w14="http://schemas.microsoft.com/office/word/2010/wordml" xmlns:w15="http://schemas.microsoft.com/office/word/2012/wordml" xmlns:w16cex="http://schemas.microsoft.com/office/word/2018/wordml/cex" xmlns:w16cid="http://schemas.microsoft.com/office/word/2016/wordml/cid" xmlns:w16="http://schemas.microsoft.com/office/word/2018/wordml" xmlns:w16du="http://schemas.microsoft.com/office/word/2023/wordml/word16du" xmlns:w16sdtdh="http://schemas.microsoft.com/office/word/2020/wordml/sdtdatahash" xmlns:w16sdtfl="http://schemas.microsoft.com/office/word/2024/wordml/sdtformatlock" xmlns:w16se="http://schemas.microsoft.com/office/word/2015/wordml/symex" xmlns:wpg="http://schemas.microsoft.com/office/word/2010/wordprocessingGroup" xmlns:wpi="http://schemas.microsoft.com/office/word/2010/wordprocessingInk" xmlns:wne="http://schemas.microsoft.com/office/word/2006/wordml" xmlns:wps="http://schemas.microsoft.com/office/word/2010/wordprocessingShape" mc:Ignorable="w14 w15 w16se w16cid w16 w16cex w16sdtdh w16sdtfl w16du wp14">
   <w:p>
     <w:pPr>
       <w:pBdr>
@@ -2467,7 +2104,7 @@
 </file>
 
 <file path=word/styles.xml><?xml version="1.0" encoding="utf-8"?>
-<w:styles xmlns:mc="http://schemas.openxmlformats.org/markup-compatibility/2006" xmlns:r="http://schemas.openxmlformats.org/officeDocument/2006/relationships" xmlns:w="http://schemas.openxmlformats.org/wordprocessingml/2006/main" xmlns:w14="http://schemas.microsoft.com/office/word/2010/wordml" xmlns:w15="http://schemas.microsoft.com/office/word/2012/wordml" xmlns:w16cex="http://schemas.microsoft.com/office/word/2018/wordml/cex" xmlns:w16cid="http://schemas.microsoft.com/office/word/2016/wordml/cid" xmlns:w16="http://schemas.microsoft.com/office/word/2018/wordml" xmlns:w16sdtdh="http://schemas.microsoft.com/office/word/2020/wordml/sdtdatahash" xmlns:w16se="http://schemas.microsoft.com/office/word/2015/wordml/symex" mc:Ignorable="w14 w15 w16se w16cid w16 w16cex w16sdtdh">
+<w:styles xmlns:mc="http://schemas.openxmlformats.org/markup-compatibility/2006" xmlns:r="http://schemas.openxmlformats.org/officeDocument/2006/relationships" xmlns:w="http://schemas.openxmlformats.org/wordprocessingml/2006/main" xmlns:w14="http://schemas.microsoft.com/office/word/2010/wordml" xmlns:w15="http://schemas.microsoft.com/office/word/2012/wordml" xmlns:w16cex="http://schemas.microsoft.com/office/word/2018/wordml/cex" xmlns:w16cid="http://schemas.microsoft.com/office/word/2016/wordml/cid" xmlns:w16="http://schemas.microsoft.com/office/word/2018/wordml" xmlns:w16du="http://schemas.microsoft.com/office/word/2023/wordml/word16du" xmlns:w16sdtdh="http://schemas.microsoft.com/office/word/2020/wordml/sdtdatahash" xmlns:w16sdtfl="http://schemas.microsoft.com/office/word/2024/wordml/sdtformatlock" xmlns:w16se="http://schemas.microsoft.com/office/word/2015/wordml/symex" mc:Ignorable="w14 w15 w16se w16cid w16 w16cex w16sdtdh w16sdtfl w16du">
   <w:docDefaults>
     <w:rPrDefault>
       <w:rPr>
